--- a/paper/cover-letter.docx
+++ b/paper/cover-letter.docx
@@ -747,20 +747,147 @@
           <w:sz w:val="24"/>
           <w:szCs w:val="24"/>
         </w:rPr>
-        <w:t xml:space="preserve">Prior publication.</w:t>
-      </w:r>
-      <w:r>
-        <w:rPr>
-          <w:rFonts w:ascii="Cambria" w:cs="Cambria" w:eastAsia="Cambria" w:hAnsi="Cambria"/>
-          <w:b w:val="false"/>
-          <w:bCs w:val="false"/>
-          <w:i w:val="false"/>
-          <w:iCs w:val="false"/>
-          <w:color w:val="000000"/>
-          <w:sz w:val="24"/>
-          <w:szCs w:val="24"/>
-        </w:rPr>
-        <w:t xml:space="preserve"> A version will be posted to medRxiv at submission. No part has been published elsewhere, and the manuscript is not under consideration by another journal.</w:t>
+        <w:t xml:space="preserve">Prior publication, stated in full.</w:t>
+      </w:r>
+      <w:r>
+        <w:rPr>
+          <w:rFonts w:ascii="Cambria" w:cs="Cambria" w:eastAsia="Cambria" w:hAnsi="Cambria"/>
+          <w:b w:val="false"/>
+          <w:bCs w:val="false"/>
+          <w:i w:val="false"/>
+          <w:iCs w:val="false"/>
+          <w:color w:val="000000"/>
+          <w:sz w:val="24"/>
+          <w:szCs w:val="24"/>
+        </w:rPr>
+        <w:t xml:space="preserve"> The manuscript, its data, its analysis scripts and its corrections log are </w:t>
+      </w:r>
+      <w:r>
+        <w:rPr>
+          <w:rFonts w:ascii="Cambria" w:cs="Cambria" w:eastAsia="Cambria" w:hAnsi="Cambria"/>
+          <w:b/>
+          <w:bCs/>
+          <w:i w:val="false"/>
+          <w:iCs w:val="false"/>
+          <w:color w:val="000000"/>
+          <w:sz w:val="24"/>
+          <w:szCs w:val="24"/>
+        </w:rPr>
+        <w:t xml:space="preserve">already publicly available</w:t>
+      </w:r>
+      <w:r>
+        <w:rPr>
+          <w:rFonts w:ascii="Cambria" w:cs="Cambria" w:eastAsia="Cambria" w:hAnsi="Cambria"/>
+          <w:b w:val="false"/>
+          <w:bCs w:val="false"/>
+          <w:i w:val="false"/>
+          <w:iCs w:val="false"/>
+          <w:color w:val="000000"/>
+          <w:sz w:val="24"/>
+          <w:szCs w:val="24"/>
+        </w:rPr>
+        <w:t xml:space="preserve"> in an open repository at </w:t>
+      </w:r>
+      <w:r>
+        <w:rPr>
+          <w:rFonts w:ascii="Consolas" w:cs="Consolas" w:eastAsia="Consolas" w:hAnsi="Consolas"/>
+          <w:b w:val="false"/>
+          <w:bCs w:val="false"/>
+          <w:i w:val="false"/>
+          <w:iCs w:val="false"/>
+          <w:color w:val="000000"/>
+          <w:sz w:val="21"/>
+          <w:szCs w:val="21"/>
+        </w:rPr>
+        <w:t xml:space="preserve">github.com/utahisnotastate/ufwwarforinsulin</w:t>
+      </w:r>
+      <w:r>
+        <w:rPr>
+          <w:rFonts w:ascii="Cambria" w:cs="Cambria" w:eastAsia="Cambria" w:hAnsi="Cambria"/>
+          <w:b w:val="false"/>
+          <w:bCs w:val="false"/>
+          <w:i w:val="false"/>
+          <w:iCs w:val="false"/>
+          <w:color w:val="000000"/>
+          <w:sz w:val="24"/>
+          <w:szCs w:val="24"/>
+        </w:rPr>
+        <w:t xml:space="preserve">, and have been since the work was done. The repository is the mechanism by which this work is auditable, and taking it down would defeat the paper's central claim, so I have not done so.</w:t>
+      </w:r>
+    </w:p>
+    <w:p>
+      <w:pPr>
+        <w:spacing w:after="180" w:before="0" w:line="300"/>
+      </w:pPr>
+      <w:r>
+        <w:rPr>
+          <w:rFonts w:ascii="Cambria" w:cs="Cambria" w:eastAsia="Cambria" w:hAnsi="Cambria"/>
+          <w:b w:val="false"/>
+          <w:bCs w:val="false"/>
+          <w:i w:val="false"/>
+          <w:iCs w:val="false"/>
+          <w:color w:val="000000"/>
+          <w:sz w:val="24"/>
+          <w:szCs w:val="24"/>
+        </w:rPr>
+        <w:t xml:space="preserve">I take this to fall under BMJ's preprint policy rather than to constitute prior publication, since it is an author-posted version that has not been peer reviewed or published by any journal. </w:t>
+      </w:r>
+      <w:r>
+        <w:rPr>
+          <w:rFonts w:ascii="Cambria" w:cs="Cambria" w:eastAsia="Cambria" w:hAnsi="Cambria"/>
+          <w:b/>
+          <w:bCs/>
+          <w:i w:val="false"/>
+          <w:iCs w:val="false"/>
+          <w:color w:val="000000"/>
+          <w:sz w:val="24"/>
+          <w:szCs w:val="24"/>
+        </w:rPr>
+        <w:t xml:space="preserve">I am flagging it explicitly rather than letting you discover it</w:t>
+      </w:r>
+      <w:r>
+        <w:rPr>
+          <w:rFonts w:ascii="Cambria" w:cs="Cambria" w:eastAsia="Cambria" w:hAnsi="Cambria"/>
+          <w:b w:val="false"/>
+          <w:bCs w:val="false"/>
+          <w:i w:val="false"/>
+          <w:iCs w:val="false"/>
+          <w:color w:val="000000"/>
+          <w:sz w:val="24"/>
+          <w:szCs w:val="24"/>
+        </w:rPr>
+        <w:t xml:space="preserve">, because the required declaration asks whether the manuscript duplicates already-published material and I would rather you rule on that than have me assume the answer. A version will also be posted to medRxiv at submission.</w:t>
+      </w:r>
+    </w:p>
+    <w:p>
+      <w:pPr>
+        <w:spacing w:after="180" w:before="0" w:line="300"/>
+      </w:pPr>
+      <w:r>
+        <w:rPr>
+          <w:rFonts w:ascii="Cambria" w:cs="Cambria" w:eastAsia="Cambria" w:hAnsi="Cambria"/>
+          <w:b/>
+          <w:bCs/>
+          <w:i w:val="false"/>
+          <w:iCs w:val="false"/>
+          <w:color w:val="000000"/>
+          <w:sz w:val="24"/>
+          <w:szCs w:val="24"/>
+        </w:rPr>
+        <w:t xml:space="preserve">It has not been submitted to, accepted by, or is under consideration at any other journal</w:t>
+      </w:r>
+      <w:r>
+        <w:rPr>
+          <w:rFonts w:ascii="Cambria" w:cs="Cambria" w:eastAsia="Cambria" w:hAnsi="Cambria"/>
+          <w:b w:val="false"/>
+          <w:bCs w:val="false"/>
+          <w:i w:val="false"/>
+          <w:iCs w:val="false"/>
+          <w:color w:val="000000"/>
+          <w:sz w:val="24"/>
+          <w:szCs w:val="24"/>
+        </w:rPr>
+        <w:t xml:space="preserve">, and The BMJ is the only journal considering it.</w:t>
       </w:r>
     </w:p>
     <w:p>

--- a/paper/cover-letter.docx
+++ b/paper/cover-letter.docx
@@ -628,20 +628,46 @@
           <w:sz w:val="24"/>
           <w:szCs w:val="24"/>
         </w:rPr>
-        <w:t xml:space="preserve">Use of AI.</w:t>
-      </w:r>
-      <w:r>
-        <w:rPr>
-          <w:rFonts w:ascii="Cambria" w:cs="Cambria" w:eastAsia="Cambria" w:hAnsi="Cambria"/>
-          <w:b w:val="false"/>
-          <w:bCs w:val="false"/>
-          <w:i w:val="false"/>
-          <w:iCs w:val="false"/>
-          <w:color w:val="000000"/>
-          <w:sz w:val="24"/>
-          <w:szCs w:val="24"/>
-        </w:rPr>
-        <w:t xml:space="preserve"> AI systems were used for literature search, verification, blinded classification, and as experimental subjects. No AI system is an author. The circularity this creates is treated as a limitation, including that both raters were sessions of one model, so κ measures stability under resampling and not inter-rater reliability.</w:t>
+        <w:t xml:space="preserve">Use of AI, in five roles.</w:t>
+      </w:r>
+      <w:r>
+        <w:rPr>
+          <w:rFonts w:ascii="Cambria" w:cs="Cambria" w:eastAsia="Cambria" w:hAnsi="Cambria"/>
+          <w:b w:val="false"/>
+          <w:bCs w:val="false"/>
+          <w:i w:val="false"/>
+          <w:iCs w:val="false"/>
+          <w:color w:val="000000"/>
+          <w:sz w:val="24"/>
+          <w:szCs w:val="24"/>
+        </w:rPr>
+        <w:t xml:space="preserve"> Google Gemini generated the audited document, under a persona prompt I wrote. Claude Opus 5 served as experimental subject in three arms, as a blinded measurement instrument for the classification and for the two independent re-extractions, and as a research assistant for the literature verification. It was also used, through Claude Code, to draft manuscript prose under my direction and to write the analysis scripts and build pipelines — every commit in the public repository records that, and I would rather declare it than leave it to be found. </w:t>
+      </w:r>
+      <w:r>
+        <w:rPr>
+          <w:rFonts w:ascii="Cambria" w:cs="Cambria" w:eastAsia="Cambria" w:hAnsi="Cambria"/>
+          <w:b/>
+          <w:bCs/>
+          <w:i w:val="false"/>
+          <w:iCs w:val="false"/>
+          <w:color w:val="000000"/>
+          <w:sz w:val="24"/>
+          <w:szCs w:val="24"/>
+        </w:rPr>
+        <w:t xml:space="preserve">No AI system is an author.</w:t>
+      </w:r>
+      <w:r>
+        <w:rPr>
+          <w:rFonts w:ascii="Cambria" w:cs="Cambria" w:eastAsia="Cambria" w:hAnsi="Cambria"/>
+          <w:b w:val="false"/>
+          <w:bCs w:val="false"/>
+          <w:i w:val="false"/>
+          <w:iCs w:val="false"/>
+          <w:color w:val="000000"/>
+          <w:sz w:val="24"/>
+          <w:szCs w:val="24"/>
+        </w:rPr>
+        <w:t xml:space="preserve"> The circularity all this creates is treated as a limitation, including that both raters were sessions of one model, so κ measures stability under resampling and not inter-rater reliability. §7.8 gives the full breakdown, and the verbatim prompts and raw outputs are available to you on request.</w:t>
       </w:r>
     </w:p>
     <w:p>
